--- a/assets/documents/Kirk_Tolleshaug_Resume.docx
+++ b/assets/documents/Kirk_Tolleshaug_Resume.docx
@@ -389,59 +389,33 @@
       </w:pPr>
       <w:r>
         <w:rPr/>
-        <w:t>I'm a senior backend software engineer focused on building reliable, high-performance systems, APIs, and architecture.</w:t>
-      </w:r>
-    </w:p>
-    <w:p>
-      <w:pPr>
-        <w:keepLines/>
-        <w:pStyle w:val="BodyText"/>
-        <w:bidi w:val="0"/>
-        <w:jc w:val="start"/>
-        <w:rPr/>
-      </w:pPr>
-      <w:r>
-        <w:rPr/>
-        <w:t>My technical career began with hands-on IT support and deployment work and grew into 12+ years of professional software development across C#/.NET, REST APIs, distributed and event-driven systems, relational databases, cloud-hosted applications, and legacy modernization.</w:t>
-      </w:r>
-    </w:p>
-    <w:p>
-      <w:pPr>
-        <w:keepLines/>
-        <w:pStyle w:val="BodyText"/>
-        <w:bidi w:val="0"/>
-        <w:jc w:val="start"/>
-        <w:rPr/>
-      </w:pPr>
-      <w:r>
-        <w:rPr/>
-        <w:t>Recent work has focused on .NET backend services supporting web, mobile, external integrations, and high-volume event processing across systems serving tens of thousands of users and millions of devices. I work across API design and versioning, secure authentication, distributed processing, observability, and production reliability.</w:t>
-      </w:r>
-    </w:p>
-    <w:p>
-      <w:pPr>
-        <w:keepLines/>
-        <w:pStyle w:val="BodyText"/>
-        <w:bidi w:val="0"/>
-        <w:jc w:val="start"/>
-        <w:rPr/>
-      </w:pPr>
-      <w:r>
-        <w:rPr/>
-        <w:t>I've improved API response times from several seconds to sub-second performance, reduced long-running processing from hours to minutes and minutes to seconds, modernized legacy .NET services, and built resilient event-driven workflows.</w:t>
-      </w:r>
-    </w:p>
-    <w:p>
-      <w:pPr>
-        <w:keepLines/>
-        <w:pStyle w:val="BodyText"/>
-        <w:bidi w:val="0"/>
-        <w:jc w:val="start"/>
-        <w:rPr/>
-      </w:pPr>
-      <w:r>
-        <w:rPr/>
-        <w:t>I contribute through architecture ownership, technical design, project decomposition, mentoring, and end-to-end delivery. I'm most interested in senior backend roles where I can remain hands-on while helping shape technical direction, modernization, and reliable systems at scale.</w:t>
+        <w:t>Senior backend software engineer with 12+ years building reliable, high-performance systems in C#/.NET: REST APIs, distributed and event-driven systems, relational databases, cloud-hosted applications, and legacy modernization.</w:t>
+      </w:r>
+    </w:p>
+    <w:p>
+      <w:pPr>
+        <w:keepLines/>
+        <w:pStyle w:val="BodyText"/>
+        <w:bidi w:val="0"/>
+        <w:jc w:val="start"/>
+        <w:rPr/>
+      </w:pPr>
+      <w:r>
+        <w:rPr/>
+        <w:t>Recent work centers on .NET backend services for web, mobile, external integrations, and high-volume event processing across systems serving tens of thousands of users and millions of devices, spanning API design and versioning, secure authentication, distributed processing, observability, and production reliability.</w:t>
+      </w:r>
+    </w:p>
+    <w:p>
+      <w:pPr>
+        <w:keepLines/>
+        <w:pStyle w:val="BodyText"/>
+        <w:bidi w:val="0"/>
+        <w:jc w:val="start"/>
+        <w:rPr/>
+      </w:pPr>
+      <w:r>
+        <w:rPr/>
+        <w:t>I've taken API response times from several seconds to sub-second, cut long-running processing from hours to minutes and minutes to seconds, modernized legacy .NET services, and built resilient event-driven workflows, while contributing architecture ownership, technical design, and mentoring.</w:t>
       </w:r>
     </w:p>
     <w:p>
@@ -492,7 +466,7 @@
       </w:r>
       <w:r>
         <w:rPr/>
-        <w:t xml:space="preserve"> REST APIs, API Versioning, OpenAPI/Swagger, Azure API Management, Distributed Systems, Event-Driven Architecture, gRPC, RabbitMQ, Background Services, Multithreading, Parallel Processing, Technical Leadership</w:t>
+        <w:t xml:space="preserve"> REST APIs, API Versioning, OpenAPI/Swagger, Azure API Management, Distributed Systems, Event-Driven Architecture, gRPC, RabbitMQ, Background Services, Multithreading, Parallel Processing</w:t>
       </w:r>
     </w:p>
     <w:p>
@@ -511,7 +485,7 @@
       </w:r>
       <w:r>
         <w:rPr/>
-        <w:t xml:space="preserve"> Idempotency, Retries, Dead-Letter Queues, Serilog, New Relic, Structured Logging, Metrics, Service Health Monitoring</w:t>
+        <w:t xml:space="preserve"> Idempotency, Retries, Dead-Letter Queues, New Relic, Structured Logging, Metrics, Service Health Monitoring</w:t>
       </w:r>
     </w:p>
     <w:p>
@@ -549,7 +523,7 @@
       </w:r>
       <w:r>
         <w:rPr/>
-        <w:t xml:space="preserve"> Azure, AWS, Docker, Docker Compose, Infrastructure as Code, CI/CD, Azure App Services, Azure SQL, Key Vault, Azure Functions, Pulumi, Bicep, IIS</w:t>
+        <w:t xml:space="preserve"> Azure (App Services, SQL, Key Vault, Functions), AWS, Docker/Compose, Infrastructure as Code (Pulumi, Bicep), CI/CD, IIS</w:t>
       </w:r>
     </w:p>
     <w:p>
@@ -568,7 +542,7 @@
       </w:r>
       <w:r>
         <w:rPr/>
-        <w:t xml:space="preserve"> OAuth/SSO, JWT, Roles and Claims, Service-to-Service Authentication, Test-Driven Development, NUnit, xUnit, Unit Testing, Integration Testing, End-to-End Testing, Performance Testing</w:t>
+        <w:t xml:space="preserve"> OAuth/SSO, JWT, Roles and Claims, Service-to-Service Authentication, TDD (NUnit, xUnit), Integration/End-to-End/Performance Testing</w:t>
       </w:r>
     </w:p>
     <w:p>
@@ -646,25 +620,6 @@
     <w:p>
       <w:pPr>
         <w:keepLines/>
-        <w:pStyle w:val="BodyTextrelevant"/>
-        <w:bidi w:val="0"/>
-        <w:jc w:val="start"/>
-        <w:rPr/>
-      </w:pPr>
-      <w:r>
-        <w:rPr>
-          <w:rStyle w:val="Strong"/>
-        </w:rPr>
-        <w:t>Relevant Skills:</w:t>
-      </w:r>
-      <w:r>
-        <w:rPr/>
-        <w:t xml:space="preserve"> C# in .NET, REST APIs, RabbitMQ, Azure API Management, Docker, PostgreSQL, New Relic, Technical Leadership</w:t>
-      </w:r>
-    </w:p>
-    <w:p>
-      <w:pPr>
-        <w:keepLines/>
         <w:pStyle w:val="BodyText"/>
         <w:numPr>
           <w:ilvl w:val="0"/>
@@ -820,7 +775,7 @@
       </w:pPr>
       <w:r>
         <w:rPr/>
-        <w:t>Use AI-assisted engineering tools to analyze unfamiliar code paths, accelerate legacy refactoring and modernization, investigate defects, and review changes, with developer-owned validation through tests and code review.</w:t>
+        <w:t>Use AI-assisted engineering tools across unfamiliar code paths, legacy refactoring, defect investigation, change review, log and trace analysis, dependency mapping, API and schema compatibility reviews, test-case generation, and technical documentation, with developer-owned validation through tests and code review.</w:t>
       </w:r>
     </w:p>
     <w:p>
@@ -843,7 +798,7 @@
       </w:pPr>
       <w:r>
         <w:rPr/>
-        <w:t>Apply AI-assisted analysis to logs and traces, dependency mapping, API and schema compatibility reviews, test-case generation, and drafting technical documentation, migration plans, and release notes.</w:t>
+        <w:t>Design SQL queries, stored procedures, and indexes across SQL Server and PostgreSQL; manage PostgreSQL schema migrations, backward-compatible changes, data backfills, and production rollouts.</w:t>
       </w:r>
     </w:p>
     <w:p>
@@ -866,7 +821,7 @@
       </w:pPr>
       <w:r>
         <w:rPr/>
-        <w:t>Design SQL queries, stored procedures, and indexes across SQL Server and PostgreSQL; manage PostgreSQL schema migrations, backward-compatible changes, data backfills, and production rollouts.</w:t>
+        <w:t>Build observability with Serilog and New Relic, publishing metrics and dashboards for service performance and health.</w:t>
       </w:r>
     </w:p>
     <w:p>
@@ -889,7 +844,7 @@
       </w:pPr>
       <w:r>
         <w:rPr/>
-        <w:t>Build observability with Serilog and New Relic, publishing metrics and dashboards for service performance and health.</w:t>
+        <w:t>Develop React-based user interfaces and application workflows supporting backend services and operational needs.</w:t>
       </w:r>
     </w:p>
     <w:p>
@@ -912,7 +867,7 @@
       </w:pPr>
       <w:r>
         <w:rPr/>
-        <w:t>Develop React-based user interfaces and application workflows supporting backend services and operational needs.</w:t>
+        <w:t>Design a Go-based security-camera integration using REST APIs and bidirectional gRPC; prototype mesh communication for relaying messages during connectivity loss.</w:t>
       </w:r>
     </w:p>
     <w:p>
@@ -928,29 +883,6 @@
           <w:tab w:val="left" w:pos="709" w:leader="none"/>
         </w:tabs>
         <w:bidi w:val="0"/>
-        <w:spacing w:before="0" w:after="0"/>
-        <w:ind w:hanging="283" w:start="709"/>
-        <w:jc w:val="start"/>
-        <w:rPr/>
-      </w:pPr>
-      <w:r>
-        <w:rPr/>
-        <w:t>Design a Go-based security-camera integration using REST APIs and bidirectional gRPC; prototype mesh communication for relaying messages during connectivity loss.</w:t>
-      </w:r>
-    </w:p>
-    <w:p>
-      <w:pPr>
-        <w:keepLines/>
-        <w:pStyle w:val="BodyText"/>
-        <w:numPr>
-          <w:ilvl w:val="0"/>
-          <w:numId w:val="1"/>
-        </w:numPr>
-        <w:tabs>
-          <w:tab w:val="clear" w:pos="1134"/>
-          <w:tab w:val="left" w:pos="709" w:leader="none"/>
-        </w:tabs>
-        <w:bidi w:val="0"/>
         <w:ind w:hanging="283" w:start="709"/>
         <w:jc w:val="start"/>
         <w:rPr/>
@@ -1022,25 +954,6 @@
     <w:p>
       <w:pPr>
         <w:keepLines/>
-        <w:pStyle w:val="BodyTextrelevant"/>
-        <w:bidi w:val="0"/>
-        <w:jc w:val="start"/>
-        <w:rPr/>
-      </w:pPr>
-      <w:r>
-        <w:rPr>
-          <w:rStyle w:val="Strong"/>
-        </w:rPr>
-        <w:t>Relevant Skills:</w:t>
-      </w:r>
-      <w:r>
-        <w:rPr/>
-        <w:t xml:space="preserve"> C# in .NET, Microsoft Azure, Angular, Microsoft SQL Server, OAuth, Infrastructure as code (IaC), Continuous Integration and Continuous Delivery (CI/CD), Test-Driven Development</w:t>
-      </w:r>
-    </w:p>
-    <w:p>
-      <w:pPr>
-        <w:keepLines/>
         <w:pStyle w:val="BodyText"/>
         <w:numPr>
           <w:ilvl w:val="0"/>
@@ -1058,7 +971,7 @@
       </w:pPr>
       <w:r>
         <w:rPr/>
-        <w:t>Led technical design and owned delivery across multiple initiatives, decomposing complex work, mentoring engineers, coordinating with QA, and setting implementation direction.</w:t>
+        <w:t>Owned technical design and end-to-end delivery across multiple initiatives as primary technical owner for requirements, system design, implementation, deployment, and support; decomposed complex work, mentored engineers, and coordinated with QA.</w:t>
       </w:r>
     </w:p>
     <w:p>
@@ -1081,7 +994,7 @@
       </w:pPr>
       <w:r>
         <w:rPr/>
-        <w:t>Architected and owned specialized projects end to end, serving as the primary technical owner for requirements, system design, implementation, deployment, and ongoing support.</w:t>
+        <w:t>Built cloud spend and usage reporting that identified unnecessary services and optimization opportunities, contributing to approximately $30M in realized annual infrastructure savings.</w:t>
       </w:r>
     </w:p>
     <w:p>
@@ -1104,7 +1017,7 @@
       </w:pPr>
       <w:r>
         <w:rPr/>
-        <w:t>Built cloud spend and usage reporting that identified unnecessary services and optimization opportunities, contributing to approximately $30M in realized annual infrastructure savings.</w:t>
+        <w:t>Developed C#/.NET applications and backend services across multiple generations of .NET, with Angular front ends and SQL Server data stores; designed Entity Framework migrations for greenfield Azure applications and contributed to Flyway-based legacy migrations.</w:t>
       </w:r>
     </w:p>
     <w:p>
@@ -1127,7 +1040,7 @@
       </w:pPr>
       <w:r>
         <w:rPr/>
-        <w:t>Developed C#/.NET applications and backend services across multiple generations of .NET, with Angular front ends and SQL Server data stores; designed Entity Framework migrations for greenfield Azure applications and contributed to Flyway-based legacy migrations.</w:t>
+        <w:t>Applied TDD with NUnit and xUnit across new features, bug fixes, and modernization, using unit, integration, end-to-end, and performance testing in local and CI validation; built Docker-based test environments for dependent services.</w:t>
       </w:r>
     </w:p>
     <w:p>
@@ -1150,7 +1063,7 @@
       </w:pPr>
       <w:r>
         <w:rPr/>
-        <w:t>Applied TDD with NUnit and xUnit across new features, bug fixes, and modernization, using unit, integration, end-to-end, and performance testing in local and CI validation; built Docker-based test environments for dependent services.</w:t>
+        <w:t>Improved backend and API performance, reducing select response times from several seconds to sub-second performance.</w:t>
       </w:r>
     </w:p>
     <w:p>
@@ -1173,7 +1086,7 @@
       </w:pPr>
       <w:r>
         <w:rPr/>
-        <w:t>Improved backend and API performance, reducing select response times from several seconds to sub-second performance.</w:t>
+        <w:t>Built Azure-hosted applications using App Services, Azure SQL, Key Vault, and Functions, with reusable infrastructure components and CI/CD automation (Pulumi, early Bicep) to standardize provisioning and deployment.</w:t>
       </w:r>
     </w:p>
     <w:p>
@@ -1196,7 +1109,7 @@
       </w:pPr>
       <w:r>
         <w:rPr/>
-        <w:t>Built Azure-hosted applications using App Services, Azure SQL, Key Vault, Functions, Pulumi, and early Bicep.</w:t>
+        <w:t>Designed internal authentication services and OAuth/SSO integrations managing JWT lifecycle, roles and claims, service-to-service authentication, user management, Key Vault-backed secret rotation, API documentation, versioning, and backward compatibility.</w:t>
       </w:r>
     </w:p>
     <w:p>
@@ -1212,72 +1125,13 @@
           <w:tab w:val="left" w:pos="709" w:leader="none"/>
         </w:tabs>
         <w:bidi w:val="0"/>
-        <w:spacing w:before="0" w:after="0"/>
         <w:ind w:hanging="283" w:start="709"/>
         <w:jc w:val="start"/>
         <w:rPr/>
       </w:pPr>
       <w:r>
         <w:rPr/>
-        <w:t>Developed reusable infrastructure components and CI/CD automation to standardize application provisioning and deployment.</w:t>
-      </w:r>
-    </w:p>
-    <w:p>
-      <w:pPr>
-        <w:keepLines/>
-        <w:pStyle w:val="BodyText"/>
-        <w:numPr>
-          <w:ilvl w:val="0"/>
-          <w:numId w:val="2"/>
-        </w:numPr>
-        <w:tabs>
-          <w:tab w:val="clear" w:pos="1134"/>
-          <w:tab w:val="left" w:pos="709" w:leader="none"/>
-        </w:tabs>
-        <w:bidi w:val="0"/>
-        <w:spacing w:before="0" w:after="0"/>
-        <w:ind w:hanging="283" w:start="709"/>
-        <w:jc w:val="start"/>
-        <w:rPr/>
-      </w:pPr>
-      <w:r>
-        <w:rPr/>
-        <w:t>Designed internal authentication services and OAuth/SSO integrations managing JWT lifecycle, roles and claims, service-to-service authentication, user management, Key Vault-backed secret rotation, API documentation, versioning, and backward compatibility.</w:t>
-      </w:r>
-    </w:p>
-    <w:p>
-      <w:pPr>
-        <w:keepLines/>
-        <w:pStyle w:val="BodyText"/>
-        <w:numPr>
-          <w:ilvl w:val="0"/>
-          <w:numId w:val="2"/>
-        </w:numPr>
-        <w:tabs>
-          <w:tab w:val="clear" w:pos="1134"/>
-          <w:tab w:val="left" w:pos="709" w:leader="none"/>
-        </w:tabs>
-        <w:bidi w:val="0"/>
-        <w:ind w:hanging="283" w:start="709"/>
-        <w:jc w:val="start"/>
-        <w:rPr/>
-      </w:pPr>
-      <w:r>
-        <w:rPr/>
         <w:t>Designed and delivered a reporting system combining multiple domains and schemas, performing extensive customer-specific transformations and processing datasets containing millions of records.</w:t>
-      </w:r>
-    </w:p>
-    <w:p>
-      <w:pPr>
-        <w:keepLines/>
-        <w:pStyle w:val="BodyTextpage-break"/>
-        <w:bidi w:val="0"/>
-        <w:jc w:val="start"/>
-        <w:rPr/>
-      </w:pPr>
-      <w:r>
-        <w:rPr/>
-        <w:t> </w:t>
       </w:r>
     </w:p>
     <w:p>
@@ -1330,38 +1184,6 @@
       <w:pPr>
         <w:keepLines/>
         <w:pStyle w:val="BodyText"/>
-        <w:bidi w:val="0"/>
-        <w:jc w:val="start"/>
-        <w:rPr/>
-      </w:pPr>
-      <w:r>
-        <w:rPr/>
-        <w:t>Supported faculty and students across introductory computer science and foundational technical coursework.</w:t>
-      </w:r>
-    </w:p>
-    <w:p>
-      <w:pPr>
-        <w:keepLines/>
-        <w:pStyle w:val="BodyTextrelevant"/>
-        <w:bidi w:val="0"/>
-        <w:jc w:val="start"/>
-        <w:rPr/>
-      </w:pPr>
-      <w:r>
-        <w:rPr>
-          <w:rStyle w:val="Strong"/>
-        </w:rPr>
-        <w:t>Relevant Skills:</w:t>
-      </w:r>
-      <w:r>
-        <w:rPr/>
-        <w:t xml:space="preserve"> C (Programming Language), Linux, Classroom Instruction, Mentoring, Java, Public Speaking</w:t>
-      </w:r>
-    </w:p>
-    <w:p>
-      <w:pPr>
-        <w:keepLines/>
-        <w:pStyle w:val="BodyText"/>
         <w:numPr>
           <w:ilvl w:val="0"/>
           <w:numId w:val="3"/>
@@ -1371,59 +1193,13 @@
           <w:tab w:val="left" w:pos="709" w:leader="none"/>
         </w:tabs>
         <w:bidi w:val="0"/>
-        <w:spacing w:before="0" w:after="0"/>
         <w:ind w:hanging="283" w:start="709"/>
         <w:jc w:val="start"/>
         <w:rPr/>
       </w:pPr>
       <w:r>
         <w:rPr/>
-        <w:t>Assisted faculty with instructional delivery for Computer Science I, II, III, C and Unix, and Logic Fundamentals courses.</w:t>
-      </w:r>
-    </w:p>
-    <w:p>
-      <w:pPr>
-        <w:keepLines/>
-        <w:pStyle w:val="BodyText"/>
-        <w:numPr>
-          <w:ilvl w:val="0"/>
-          <w:numId w:val="3"/>
-        </w:numPr>
-        <w:tabs>
-          <w:tab w:val="clear" w:pos="1134"/>
-          <w:tab w:val="left" w:pos="709" w:leader="none"/>
-        </w:tabs>
-        <w:bidi w:val="0"/>
-        <w:spacing w:before="0" w:after="0"/>
-        <w:ind w:hanging="283" w:start="709"/>
-        <w:jc w:val="start"/>
-        <w:rPr/>
-      </w:pPr>
-      <w:r>
-        <w:rPr/>
-        <w:t>Provided one-on-one support for programming concepts, debugging, coursework, and technical problem solving.</w:t>
-      </w:r>
-    </w:p>
-    <w:p>
-      <w:pPr>
-        <w:keepLines/>
-        <w:pStyle w:val="BodyText"/>
-        <w:numPr>
-          <w:ilvl w:val="0"/>
-          <w:numId w:val="3"/>
-        </w:numPr>
-        <w:tabs>
-          <w:tab w:val="clear" w:pos="1134"/>
-          <w:tab w:val="left" w:pos="709" w:leader="none"/>
-        </w:tabs>
-        <w:bidi w:val="0"/>
-        <w:ind w:hanging="283" w:start="709"/>
-        <w:jc w:val="start"/>
-        <w:rPr/>
-      </w:pPr>
-      <w:r>
-        <w:rPr/>
-        <w:t>Supported course operations by grading assignments and coursework, providing feedback to students, and assisting with exam proctoring.</w:t>
+        <w:t>Assisted instruction for Computer Science I-III, C and Unix, and Logic Fundamentals; tutored students on programming and debugging, and graded coursework.</w:t>
       </w:r>
     </w:p>
     <w:p>
@@ -1462,38 +1238,6 @@
       <w:pPr>
         <w:keepLines/>
         <w:pStyle w:val="BodyText"/>
-        <w:bidi w:val="0"/>
-        <w:jc w:val="start"/>
-        <w:rPr/>
-      </w:pPr>
-      <w:r>
-        <w:rPr/>
-        <w:t>Supported university departments and instructional technology through custom web applications, platform administration, and multimedia content.</w:t>
-      </w:r>
-    </w:p>
-    <w:p>
-      <w:pPr>
-        <w:keepLines/>
-        <w:pStyle w:val="BodyTextrelevant"/>
-        <w:bidi w:val="0"/>
-        <w:jc w:val="start"/>
-        <w:rPr/>
-      </w:pPr>
-      <w:r>
-        <w:rPr>
-          <w:rStyle w:val="Strong"/>
-        </w:rPr>
-        <w:t>Relevant Skills:</w:t>
-      </w:r>
-      <w:r>
-        <w:rPr/>
-        <w:t xml:space="preserve"> C# in .NET, ASP.NET, Microsoft SQL Server, Entity Framework, Internet Information Services (IIS), Moodle, HTML/CSS</w:t>
-      </w:r>
-    </w:p>
-    <w:p>
-      <w:pPr>
-        <w:keepLines/>
-        <w:pStyle w:val="BodyText"/>
         <w:numPr>
           <w:ilvl w:val="0"/>
           <w:numId w:val="4"/>
@@ -1503,82 +1247,13 @@
           <w:tab w:val="left" w:pos="709" w:leader="none"/>
         </w:tabs>
         <w:bidi w:val="0"/>
-        <w:spacing w:before="0" w:after="0"/>
         <w:ind w:hanging="283" w:start="709"/>
         <w:jc w:val="start"/>
         <w:rPr/>
       </w:pPr>
       <w:r>
         <w:rPr/>
-        <w:t>Designed and implemented ASP.NET/C# web applications for university departments using SQL Server, Entity Framework, and IIS.</w:t>
-      </w:r>
-    </w:p>
-    <w:p>
-      <w:pPr>
-        <w:keepLines/>
-        <w:pStyle w:val="BodyText"/>
-        <w:numPr>
-          <w:ilvl w:val="0"/>
-          <w:numId w:val="4"/>
-        </w:numPr>
-        <w:tabs>
-          <w:tab w:val="clear" w:pos="1134"/>
-          <w:tab w:val="left" w:pos="709" w:leader="none"/>
-        </w:tabs>
-        <w:bidi w:val="0"/>
-        <w:spacing w:before="0" w:after="0"/>
-        <w:ind w:hanging="283" w:start="709"/>
-        <w:jc w:val="start"/>
-        <w:rPr/>
-      </w:pPr>
-      <w:r>
-        <w:rPr/>
-        <w:t>Designed and built an end-to-end sign-in and usage-tracking application supporting the university writing lab.</w:t>
-      </w:r>
-    </w:p>
-    <w:p>
-      <w:pPr>
-        <w:keepLines/>
-        <w:pStyle w:val="BodyText"/>
-        <w:numPr>
-          <w:ilvl w:val="0"/>
-          <w:numId w:val="4"/>
-        </w:numPr>
-        <w:tabs>
-          <w:tab w:val="clear" w:pos="1134"/>
-          <w:tab w:val="left" w:pos="709" w:leader="none"/>
-        </w:tabs>
-        <w:bidi w:val="0"/>
-        <w:spacing w:before="0" w:after="0"/>
-        <w:ind w:hanging="283" w:start="709"/>
-        <w:jc w:val="start"/>
-        <w:rPr/>
-      </w:pPr>
-      <w:r>
-        <w:rPr/>
-        <w:t>Supported Moodle and related instructional systems for faculty and staff.</w:t>
-      </w:r>
-    </w:p>
-    <w:p>
-      <w:pPr>
-        <w:keepLines/>
-        <w:pStyle w:val="BodyText"/>
-        <w:numPr>
-          <w:ilvl w:val="0"/>
-          <w:numId w:val="4"/>
-        </w:numPr>
-        <w:tabs>
-          <w:tab w:val="clear" w:pos="1134"/>
-          <w:tab w:val="left" w:pos="709" w:leader="none"/>
-        </w:tabs>
-        <w:bidi w:val="0"/>
-        <w:ind w:hanging="283" w:start="709"/>
-        <w:jc w:val="start"/>
-        <w:rPr/>
-      </w:pPr>
-      <w:r>
-        <w:rPr/>
-        <w:t>Produced instructional video and voice content supporting university technology and course delivery.</w:t>
+        <w:t>Built ASP.NET/C# web applications on SQL Server, Entity Framework, and IIS for university departments, including an end-to-end sign-in and usage-tracking system for the university writing lab; supported Moodle for faculty and staff.</w:t>
       </w:r>
     </w:p>
     <w:p>
@@ -1592,6 +1267,20 @@
       <w:r>
         <w:rPr/>
         <w:t>Education</w:t>
+      </w:r>
+    </w:p>
+    <w:p>
+      <w:pPr>
+        <w:keepLines/>
+        <w:pStyle w:val="Heading3"/>
+        <w:bidi w:val="0"/>
+        <w:ind w:hanging="0" w:start="0" w:end="0"/>
+        <w:jc w:val="start"/>
+        <w:rPr/>
+      </w:pPr>
+      <w:r>
+        <w:rPr/>
+        <w:t>Southeast Missouri State University</w:t>
       </w:r>
     </w:p>
     <w:p>
@@ -1606,7 +1295,7 @@
         <w:rPr>
           <w:rStyle w:val="Strong"/>
         </w:rPr>
-        <w:t>Southeast Missouri State University</w:t>
+        <w:t>Bachelor of Science, General Studies</w:t>
       </w:r>
       <w:r>
         <w:rPr/>
@@ -1623,7 +1312,7 @@
       </w:pPr>
       <w:r>
         <w:rPr/>
-        <w:t>Bachelor of Science - BS, General Studies · 2011 - 2015</w:t>
+        <w:t>2015 · Cape Girardeau, MO</w:t>
       </w:r>
     </w:p>
     <w:p>
@@ -1656,7 +1345,7 @@
             <w:b/>
             <w:bCs/>
           </w:rPr>
-          <w:t>Azure Fundamentals</w:t>
+          <w:t>Microsoft Certified: Azure Fundamentals (AZ-900)</w:t>
         </w:r>
       </w:hyperlink>
       <w:r>
@@ -1706,7 +1395,7 @@
       </w:r>
       <w:r>
         <w:rPr/>
-        <w:t xml:space="preserve"> - December 2021</w:t>
+        <w:t xml:space="preserve"> - Microsoft · Issued December 2021</w:t>
       </w:r>
     </w:p>
     <w:sectPr>
